--- a/tests/corpus/generated/quote-zh.docx
+++ b/tests/corpus/generated/quote-zh.docx
@@ -770,7 +770,7 @@
         <w:rFonts w:ascii="Arial" w:hAnsi="Arial" w:eastAsia="Microsoft YaHei" w:cs="Arial"/>
         <w:sz w:val="21"/>
         <w:szCs w:val="21"/>
-        <w:lang w:val="zh-CN" w:eastAsia="zh-CN" w:bidi="ar-SA"/>
+        <w:lang w:val="en-US" w:eastAsia="zh-CN" w:bidi="ar-SA"/>
       </w:rPr>
     </w:rPrDefault>
     <w:pPrDefault>
